--- a/resume/resume-software-engineer.docx
+++ b/resume/resume-software-engineer.docx
@@ -390,7 +390,7 @@
           <w:sz w:val="20"/>
           <w:szCs w:val="20"/>
         </w:rPr>
-        <w:t xml:space="preserve">Grid / Cipher Forex</w:t>
+        <w:t xml:space="preserve">Raytheon Autonomous Vehicle Competition (AVC)</w:t>
       </w:r>
     </w:p>
     <w:p>
@@ -406,7 +406,7 @@
           <w:sz w:val="20"/>
           <w:szCs w:val="20"/>
         </w:rPr>
-        <w:t xml:space="preserve">Electron | Node.js | OANDA API</w:t>
+        <w:t xml:space="preserve">ESP32-CAM | Computer Vision | Embedded Systems | In Progress</w:t>
       </w:r>
     </w:p>
     <w:p>
@@ -426,7 +426,27 @@
           <w:sz w:val="20"/>
           <w:szCs w:val="20"/>
         </w:rPr>
-        <w:t xml:space="preserve">Built an Electron desktop app for real-time forex signal processing; implemented a self-learning strategy engine that adapts trading logic based on past trade outcomes.</w:t>
+        <w:t xml:space="preserve">Serving as the software lead for a team building an autonomous ground vehicle for Raytheon’s AVC, targeting GPS-denied navigation and color-based target retrieval.</w:t>
+      </w:r>
+    </w:p>
+    <w:p>
+      <w:pPr>
+        <w:pStyle w:val="ListParagraph"/>
+        <w:numPr>
+          <w:ilvl w:val="0"/>
+          <w:numId w:val="1"/>
+        </w:numPr>
+        <w:spacing w:after="6"/>
+        <w:ind w:left="403" w:hanging="215"/>
+      </w:pPr>
+      <w:r>
+        <w:rPr>
+          <w:rFonts w:ascii="Times New Roman" w:cs="Times New Roman" w:eastAsia="Times New Roman" w:hAnsi="Times New Roman"/>
+          <w:color w:val="000000"/>
+          <w:sz w:val="20"/>
+          <w:szCs w:val="20"/>
+        </w:rPr>
+        <w:t xml:space="preserve">Designed a real-time color-blob detection and lock-on tracking pipeline on an ESP32-CAM (flood-fill blob segmentation, density-based noise rejection, temporal smoothing) with a live WiFi video stream.</w:t>
       </w:r>
     </w:p>
     <w:p>
